--- a/livrables/lecons/entretien-motivationnel/2026-07-13_lecon-entretien-motivationnel_05_discours-changement-darn-cat.docx
+++ b/livrables/lecons/entretien-motivationnel/2026-07-13_lecon-entretien-motivationnel_05_discours-changement-darn-cat.docx
@@ -891,6 +891,17 @@
         </w:rPr>
         <w:t xml:space="preserve"> — association francophone</w:t>
       </w:r>
+      <w:r>
+        <w:rPr>
+          <w:rFonts w:ascii="Times New Roman" w:cs="Times New Roman" w:eastAsia="Times New Roman" w:hAnsi="Times New Roman"/>
+          <w:i/>
+          <w:iCs/>
+          <w:color w:val="6B7280"/>
+          <w:sz w:val="20"/>
+          <w:szCs w:val="20"/>
+        </w:rPr>
+        <w:t xml:space="preserve">   [Corrigé le 25/10/2026 : adresse d'origine « https://www.entretienmotivationnel.org/ » ; son certificat est celui de l'hébergement mutualisé OVH, « cluster110.hosting.ovh.net » renouvelé le 19/10/2026, et AUCUN nom alternatif n'y couvre le domaine — curl exit 60, « no alternative certificate subject name matches target host name ». Mais le site, lui, est VIVANT : http://www.entretienmotivationnel.org/ rend HTTP 200 et 13 403 caractères utiles, où « AFDEM » et « Association Francophone de Diffusion de l'Entretien Motivationnel » figurent littéralement (mesuré le 25/10/2026) — l'hyperlien passe donc à http://, faute de mieux : l'Internet Archive n'offre pas de recours : son dernier instantané de ce site date du 12/12/2019, sept ans avant la lecture. Détail au journal.]</w:t>
+      </w:r>
     </w:p>
     <w:p>
       <w:pPr>
@@ -926,6 +937,50 @@
           <w:szCs w:val="22"/>
         </w:rPr>
         <w:t xml:space="preserve">Leçon n°06 — Composer avec la discordance et les situations difficiles ; l'éthique de l'EM (ce n'est pas de la manipulation).</w:t>
+      </w:r>
+    </w:p>
+    <w:p>
+      <w:pPr>
+        <w:spacing w:after="120" w:before="320"/>
+      </w:pPr>
+      <w:r>
+        <w:rPr>
+          <w:rFonts w:ascii="Times New Roman" w:cs="Times New Roman" w:eastAsia="Times New Roman" w:hAnsi="Times New Roman"/>
+          <w:b/>
+          <w:bCs/>
+          <w:color w:val="1B3A6B"/>
+          <w:sz w:val="28"/>
+          <w:szCs w:val="28"/>
+        </w:rPr>
+        <w:t xml:space="preserve">📝 Journal des corrections — 25 octobre 2026</w:t>
+      </w:r>
+    </w:p>
+    <w:p>
+      <w:pPr>
+        <w:spacing w:after="80"/>
+      </w:pPr>
+      <w:r>
+        <w:rPr>
+          <w:rFonts w:ascii="Times New Roman" w:cs="Times New Roman" w:eastAsia="Times New Roman" w:hAnsi="Times New Roman"/>
+          <w:color w:val="1F2937"/>
+          <w:sz w:val="22"/>
+          <w:szCs w:val="22"/>
+        </w:rPr>
+        <w:t xml:space="preserve">Adresse de l'AFDEM — l'hyperlien passe de https:// à http://, et ce n'est pas une page morte mais un certificat. Mesuré le 25/10/2026 : son certificat est celui de l'hébergement mutualisé OVH, « cluster110.hosting.ovh.net » renouvelé le 19/10/2026, et AUCUN nom alternatif n'y couvre le domaine — curl exit 60, « no alternative certificate subject name matches target host name ». En revanche le site, lui, est VIVANT : http://www.entretienmotivationnel.org/ rend HTTP 200 et 13 403 caractères utiles, où « AFDEM » et « Association Francophone de Diffusion de l'Entretien Motivationnel » figurent littéralement (mesuré le 25/10/2026).</w:t>
+      </w:r>
+    </w:p>
+    <w:p>
+      <w:pPr>
+        <w:spacing w:after="80"/>
+      </w:pPr>
+      <w:r>
+        <w:rPr>
+          <w:rFonts w:ascii="Times New Roman" w:cs="Times New Roman" w:eastAsia="Times New Roman" w:hAnsi="Times New Roman"/>
+          <w:color w:val="1F2937"/>
+          <w:sz w:val="22"/>
+          <w:szCs w:val="22"/>
+        </w:rPr>
+        <w:t xml:space="preserve">Pourquoi http:// plutôt qu'une archive : l'Internet Archive n'offre pas de recours : son dernier instantané de ce site date du 12/12/2019, sept ans avant la lecture, et une page d'actualités de 2019 ne serait plus la ressource que ce libellé annonce. Pourquoi http:// plutôt qu'un lien laissé cassé : la règle du dépôt veut qu'un lecteur qui clique arrive quelque part, et cette adresse-là répond. ⚠️ Le coût est dit : http:// n'est pas chiffré, et un navigateur réglé en « HTTPS d'abord » peut tenter https:// et échouer. C'est la seule voie qui mène aujourd'hui au site réel.</w:t>
       </w:r>
     </w:p>
     <w:sectPr>

--- a/livrables/lecons/entretien-motivationnel/2026-07-13_lecon-entretien-motivationnel_05_discours-changement-darn-cat.docx
+++ b/livrables/lecons/entretien-motivationnel/2026-07-13_lecon-entretien-motivationnel_05_discours-changement-darn-cat.docx
@@ -862,22 +862,19 @@
         </w:rPr>
         <w:t xml:space="preserve">•  </w:t>
       </w:r>
-      <w:hyperlink w:history="1" r:id="rIdzk7fzju7b_kf2fao169sj">
-        <w:r>
-          <w:rPr>
-            <w:rFonts w:ascii="Times New Roman" w:cs="Times New Roman" w:eastAsia="Times New Roman" w:hAnsi="Times New Roman"/>
-            <w:b w:val="false"/>
-            <w:bCs w:val="false"/>
-            <w:i w:val="false"/>
-            <w:iCs w:val="false"/>
-            <w:color w:val="1155CC"/>
-            <w:sz w:val="22"/>
-            <w:szCs w:val="22"/>
-            <w:u w:val="single"/>
-          </w:rPr>
-          <w:t xml:space="preserve">AFDEM — ressources francophones sur l'EM</w:t>
-        </w:r>
-      </w:hyperlink>
+      <w:r>
+        <w:rPr>
+          <w:rFonts w:ascii="Times New Roman" w:cs="Times New Roman" w:eastAsia="Times New Roman" w:hAnsi="Times New Roman"/>
+          <w:b w:val="false"/>
+          <w:bCs w:val="false"/>
+          <w:i w:val="false"/>
+          <w:iCs w:val="false"/>
+          <w:color w:val="1F2937"/>
+          <w:sz w:val="22"/>
+          <w:szCs w:val="22"/>
+        </w:rPr>
+        <w:t xml:space="preserve">AFDEM — ressources francophones sur l'EM</w:t>
+      </w:r>
       <w:r>
         <w:rPr>
           <w:rFonts w:ascii="Times New Roman" w:cs="Times New Roman" w:eastAsia="Times New Roman" w:hAnsi="Times New Roman"/>
@@ -890,6 +887,13 @@
           <w:szCs w:val="22"/>
         </w:rPr>
         <w:t xml:space="preserve"> — association francophone</w:t>
+      </w:r>
+      <w:r>
+        <w:rPr>
+          <w:rFonts w:ascii="Times New Roman" w:cs="Times New Roman" w:eastAsia="Times New Roman" w:hAnsi="Times New Roman"/>
+          <w:color w:val="1F2937"/>
+        </w:rPr>
+        <w:t xml:space="preserve"> (www.entretienmotivationnel.org, hyperlien retiré)</w:t>
       </w:r>
       <w:r>
         <w:rPr>
@@ -902,6 +906,17 @@
         </w:rPr>
         <w:t xml:space="preserve">   [Corrigé le 25/10/2026 : adresse d'origine « https://www.entretienmotivationnel.org/ » ; son certificat est celui de l'hébergement mutualisé OVH, « cluster110.hosting.ovh.net » renouvelé le 19/10/2026, et AUCUN nom alternatif n'y couvre le domaine — curl exit 60, « no alternative certificate subject name matches target host name ». Mais le site, lui, est VIVANT : http://www.entretienmotivationnel.org/ rend HTTP 200 et 13 403 caractères utiles, où « AFDEM » et « Association Francophone de Diffusion de l'Entretien Motivationnel » figurent littéralement (mesuré le 25/10/2026) — l'hyperlien passe donc à http://, faute de mieux : l'Internet Archive n'offre pas de recours : son dernier instantané de ce site date du 12/12/2019, sept ans avant la lecture. Détail au journal.]</w:t>
       </w:r>
+      <w:r>
+        <w:rPr>
+          <w:rFonts w:ascii="Times New Roman" w:cs="Times New Roman" w:eastAsia="Times New Roman" w:hAnsi="Times New Roman"/>
+          <w:i/>
+          <w:iCs/>
+          <w:color w:val="6B7280"/>
+          <w:sz w:val="20"/>
+          <w:szCs w:val="20"/>
+        </w:rPr>
+        <w:t xml:space="preserve">   [Corrigé le 26/10/2026 : hyperlien RETIRÉ, adresse conservée en clair. Le repointage vers « http://www.entretienmotivationnel.org/ » du 25/10/2026 est ANNULÉ : un lien non chiffré est un lien qu'un navigateur en HTTPS-first peut refuser, et le choix est fait ici pour la rigueur plutôt que pour l'accès. Le site reste joignable à la main en http — HTTP 200 et 13 403 caractères utiles mesurés le 25/10/2026 — mais son certificat est celui de l'hébergement mutualisé OVH « cluster110.hosting.ovh.net », qui ne porte aucun nom alternatif couvrant le domaine (curl exit 60). Adresse d'origine du lien : « https://www.entretienmotivationnel.org/ ».]</w:t>
+      </w:r>
     </w:p>
     <w:p>
       <w:pPr>
@@ -981,6 +996,36 @@
           <w:szCs w:val="22"/>
         </w:rPr>
         <w:t xml:space="preserve">Pourquoi http:// plutôt qu'une archive : l'Internet Archive n'offre pas de recours : son dernier instantané de ce site date du 12/12/2019, sept ans avant la lecture, et une page d'actualités de 2019 ne serait plus la ressource que ce libellé annonce. Pourquoi http:// plutôt qu'un lien laissé cassé : la règle du dépôt veut qu'un lecteur qui clique arrive quelque part, et cette adresse-là répond. ⚠️ Le coût est dit : http:// n'est pas chiffré, et un navigateur réglé en « HTTPS d'abord » peut tenter https:// et échouer. C'est la seule voie qui mène aujourd'hui au site réel.</w:t>
+      </w:r>
+    </w:p>
+    <w:p>
+      <w:pPr>
+        <w:spacing w:after="120" w:before="320"/>
+      </w:pPr>
+      <w:r>
+        <w:rPr>
+          <w:rFonts w:ascii="Times New Roman" w:cs="Times New Roman" w:eastAsia="Times New Roman" w:hAnsi="Times New Roman"/>
+          <w:b/>
+          <w:bCs/>
+          <w:color w:val="1B3A6B"/>
+          <w:sz w:val="28"/>
+          <w:szCs w:val="28"/>
+        </w:rPr>
+        <w:t xml:space="preserve">📝 Journal des corrections — 26 octobre 2026</w:t>
+      </w:r>
+    </w:p>
+    <w:p>
+      <w:pPr>
+        <w:spacing w:after="80"/>
+      </w:pPr>
+      <w:r>
+        <w:rPr>
+          <w:rFonts w:ascii="Times New Roman" w:cs="Times New Roman" w:eastAsia="Times New Roman" w:hAnsi="Times New Roman"/>
+          <w:color w:val="1F2937"/>
+          <w:sz w:val="22"/>
+          <w:szCs w:val="22"/>
+        </w:rPr>
+        <w:t xml:space="preserve">Hyperlien retiré sur la ligne de ressource AFDEM, adresse conservée en clair. Le 25/10/2026, cette adresse avait été repointée de https:// vers http:// pour préserver l'accès à un site vivant ; ce choix est ANNULÉ le 26/10/2026 au profit de la rigueur. Motif : un lien en http n'est pas chiffré, et un navigateur en HTTPS-first peut le refuser là où curl réussit — le lecteur se retrouvait devant un lien qui échoue sans lui dire pourquoi. Ce qui est mesuré et ne change pas : le site RÉPOND (HTTP 200, 13 403 caractères utiles le 25/10/2026, « AFDEM » et son nom développé appariés au degré ①), et son certificat est celui de l'hébergement mutualisé OVH « cluster110.hosting.ovh.net », renouvelé le 19/10/2026, sans nom alternatif couvrant le domaine (curl exit 60, « no alternative certificate subject name matches target host name »). La ressource n'est donc pas morte : elle n'est plus cliquable, et son adresse reste lisible pour qui veut la saisir à la main. Adresse d'origine du lien : « https://www.entretienmotivationnel.org/ ».</w:t>
       </w:r>
     </w:p>
     <w:sectPr>
